--- a/policies/build/masters/PSQ.5_v2_master.docx
+++ b/policies/build/masters/PSQ.5_v2_master.docx
@@ -11,40 +11,25 @@
         <w:rPr>
           <w:b/>
           <w:bCs/>
+          <w:sz w:val="28"/>
+          <w:szCs w:val="28"/>
+        </w:rPr>
+        <w:t>Policy on Incident Collection and Analysis for Continual Quality Improvement</w:t>
+      </w:r>
+    </w:p>
+    <w:p>
+      <w:pPr>
+        <w:spacing w:after="60"/>
+        <w:jc w:val="center"/>
+      </w:pPr>
+      <w:r>
+        <w:rPr>
+          <w:b/>
+          <w:bCs/>
           <w:sz w:val="32"/>
           <w:szCs w:val="32"/>
         </w:rPr>
         <w:t xml:space="preserve">«Hospital Name»</w:t>
-      </w:r>
-    </w:p>
-    <w:p>
-      <w:pPr>
-        <w:spacing w:after="60"/>
-        <w:jc w:val="center"/>
-      </w:pPr>
-      <w:r>
-        <w:rPr>
-          <w:b/>
-          <w:bCs/>
-          <w:sz w:val="28"/>
-          <w:szCs w:val="28"/>
-        </w:rPr>
-        <w:t xml:space="preserve">Incident Collection and Analysis for Continual Quality Improvement</w:t>
-      </w:r>
-    </w:p>
-    <w:p>
-      <w:pPr>
-        <w:spacing w:after="240"/>
-        <w:jc w:val="center"/>
-      </w:pPr>
-      <w:r>
-        <w:rPr>
-          <w:i/>
-          <w:iCs/>
-          <w:sz w:val="20"/>
-          <w:szCs w:val="20"/>
-        </w:rPr>
-        <w:t xml:space="preserve">Incident collection and analysis for continual quality improvement.</w:t>
       </w:r>
     </w:p>
     <w:p>
@@ -2719,158 +2704,6 @@
         <w:t xml:space="preserve">The Nursing Superintendent holds signed acknowledgements with the induction record.</w:t>
       </w:r>
     </w:p>
-    <w:p>
-      <w:pPr>
-        <w:pStyle w:val="Heading1"/>
-        <w:spacing w:after="120" w:before="280"/>
-      </w:pPr>
-      <w:r>
-        <w:t xml:space="preserve">10. References</w:t>
-      </w:r>
-    </w:p>
-    <w:p>
-      <w:pPr>
-        <w:pStyle w:val="ListParagraph"/>
-        <w:numPr>
-          <w:ilvl w:val="0"/>
-          <w:numId w:val="1"/>
-        </w:numPr>
-        <w:spacing w:after="60"/>
-      </w:pPr>
-      <w:r>
-        <w:rPr>
-          <w:sz w:val="22"/>
-          <w:szCs w:val="22"/>
-        </w:rPr>
-        <w:t xml:space="preserve">National Accreditation Board for Hospitals and Healthcare Providers (NABH), Standards for Small Healthcare Organisations, 3rd Edition — Patient Safety and Quality Improvement chapter, standard PSQ.5.</w:t>
-      </w:r>
-    </w:p>
-    <w:p>
-      <w:pPr>
-        <w:pStyle w:val="ListParagraph"/>
-        <w:numPr>
-          <w:ilvl w:val="0"/>
-          <w:numId w:val="1"/>
-        </w:numPr>
-        <w:spacing w:after="60"/>
-      </w:pPr>
-      <w:r>
-        <w:rPr>
-          <w:sz w:val="22"/>
-          <w:szCs w:val="22"/>
-        </w:rPr>
-        <w:t xml:space="preserve">Internal documents of «Hospital Name»: incident report forms; incident register; sentinel event list; RCA templates; CAPA tracking register; patient-safety committee minutes (PSQ.1); patient complaints system (PRE.6); medication incident records (MOM.7).</w:t>
-      </w:r>
-    </w:p>
-    <w:p>
-      <w:pPr>
-        <w:pStyle w:val="Heading1"/>
-        <w:spacing w:after="120" w:before="280"/>
-      </w:pPr>
-      <w:r>
-        <w:t xml:space="preserve">11. Distribution</w:t>
-      </w:r>
-    </w:p>
-    <w:p>
-      <w:pPr>
-        <w:spacing w:after="140"/>
-      </w:pPr>
-      <w:r>
-        <w:rPr>
-          <w:sz w:val="22"/>
-          <w:szCs w:val="22"/>
-        </w:rPr>
-        <w:t xml:space="preserve">Official master copy: office of the Medical Superintendent, «Hospital Name», with the Quality Coordinator.</w:t>
-      </w:r>
-    </w:p>
-    <w:p>
-      <w:pPr>
-        <w:spacing w:after="140"/>
-      </w:pPr>
-      <w:r>
-        <w:rPr>
-          <w:sz w:val="22"/>
-          <w:szCs w:val="22"/>
-        </w:rPr>
-        <w:t xml:space="preserve">Copies issued to: all clinical areas; nursing stations; emergency department; department heads; patient-safety / QI committee members; pharmacy (cross-reference MOM.7).</w:t>
-      </w:r>
-    </w:p>
-    <w:p>
-      <w:pPr>
-        <w:spacing w:after="140"/>
-      </w:pPr>
-      <w:r>
-        <w:rPr>
-          <w:sz w:val="22"/>
-          <w:szCs w:val="22"/>
-        </w:rPr>
-        <w:t xml:space="preserve">The current version is available to all staff at the «quality office policy file» and, if the hospital keeps an intranet, at «staff intranet / policies».</w:t>
-      </w:r>
-    </w:p>
-    <w:p>
-      <w:pPr>
-        <w:spacing w:after="140"/>
-      </w:pPr>
-      <w:r>
-        <w:rPr>
-          <w:sz w:val="22"/>
-          <w:szCs w:val="22"/>
-        </w:rPr>
-        <w:t xml:space="preserve">When a new version is issued, take old copies out of use.</w:t>
-      </w:r>
-    </w:p>
-    <w:p>
-      <w:pPr>
-        <w:pStyle w:val="Heading1"/>
-        <w:spacing w:after="120" w:before="280"/>
-      </w:pPr>
-      <w:r>
-        <w:t xml:space="preserve">12. Abbreviations</w:t>
-      </w:r>
-    </w:p>
-    <w:p>
-      <w:pPr>
-        <w:spacing w:after="140"/>
-      </w:pPr>
-      <w:r>
-        <w:rPr>
-          <w:sz w:val="22"/>
-          <w:szCs w:val="22"/>
-        </w:rPr>
-        <w:t xml:space="preserve">CAPA — corrective and preventive action
-MOM — Management of Medication (NABH SHCO chapter 7)
-NABH — National Accreditation Board for Hospitals and Healthcare Providers
-OE — objective element
-PRE — Patient Rights and Education (NABH SHCO chapter 4)
-PSQ — Patient Safety and Quality Improvement (NABH SHCO chapter 9)
-QI — quality improvement
-RCA — root-cause analysis
-SHCO — Standards for Small Healthcare Organisations</w:t>
-      </w:r>
-    </w:p>
-    <w:p>
-      <w:pPr>
-        <w:pStyle w:val="Heading1"/>
-        <w:spacing w:after="120" w:before="280"/>
-      </w:pPr>
-      <w:r>
-        <w:t xml:space="preserve">13. Traceability to NABH SHCO 3rd Edition PSQ.5</w:t>
-      </w:r>
-    </w:p>
-    <w:p>
-      <w:pPr>
-        <w:spacing w:after="120"/>
-      </w:pPr>
-      <w:r>
-        <w:rPr>
-          <w:i/>
-          <w:iCs/>
-          <w:sz w:val="20"/>
-          <w:szCs w:val="20"/>
-        </w:rPr>
-        <w:t xml:space="preserve">This table is an index. It is not how the policy is organised.</w:t>
-      </w:r>
-    </w:p>
     <w:tbl>
       <w:tblPr>
         <w:tblW w:type="pct" w:w="100%"/>
@@ -3440,7 +3273,93 @@
         <w:spacing w:after="120" w:before="280"/>
       </w:pPr>
       <w:r>
-        <w:t xml:space="preserve">14. Required Records / Evidence Checklist</w:t>
+        <w:t>10. Distribution</w:t>
+      </w:r>
+    </w:p>
+    <w:p>
+      <w:pPr>
+        <w:spacing w:after="140"/>
+      </w:pPr>
+      <w:r>
+        <w:rPr>
+          <w:sz w:val="22"/>
+          <w:szCs w:val="22"/>
+        </w:rPr>
+        <w:t xml:space="preserve">Official master copy: office of the Medical Superintendent, «Hospital Name», with the Quality Coordinator.</w:t>
+      </w:r>
+    </w:p>
+    <w:p>
+      <w:pPr>
+        <w:spacing w:after="140"/>
+      </w:pPr>
+      <w:r>
+        <w:rPr>
+          <w:sz w:val="22"/>
+          <w:szCs w:val="22"/>
+        </w:rPr>
+        <w:t xml:space="preserve">Copies issued to: all clinical areas; nursing stations; emergency department; department heads; patient-safety / QI committee members; pharmacy (cross-reference MOM.7).</w:t>
+      </w:r>
+    </w:p>
+    <w:p>
+      <w:pPr>
+        <w:spacing w:after="140"/>
+      </w:pPr>
+      <w:r>
+        <w:rPr>
+          <w:sz w:val="22"/>
+          <w:szCs w:val="22"/>
+        </w:rPr>
+        <w:t xml:space="preserve">The current version is available to all staff at the «quality office policy file» and, if the hospital keeps an intranet, at «staff intranet / policies».</w:t>
+      </w:r>
+    </w:p>
+    <w:p>
+      <w:pPr>
+        <w:spacing w:after="140"/>
+      </w:pPr>
+      <w:r>
+        <w:rPr>
+          <w:sz w:val="22"/>
+          <w:szCs w:val="22"/>
+        </w:rPr>
+        <w:t xml:space="preserve">When a new version is issued, take old copies out of use.</w:t>
+      </w:r>
+    </w:p>
+    <w:p>
+      <w:pPr>
+        <w:pStyle w:val="Heading1"/>
+        <w:spacing w:after="120" w:before="280"/>
+      </w:pPr>
+      <w:r>
+        <w:t>11. Abbreviations</w:t>
+      </w:r>
+    </w:p>
+    <w:p>
+      <w:pPr>
+        <w:spacing w:after="140"/>
+      </w:pPr>
+      <w:r>
+        <w:rPr>
+          <w:sz w:val="22"/>
+          <w:szCs w:val="22"/>
+        </w:rPr>
+        <w:t xml:space="preserve">CAPA — corrective and preventive action
+MOM — Management of Medication (NABH SHCO chapter 7)
+NABH — National Accreditation Board for Hospitals and Healthcare Providers
+OE — objective element
+PRE — Patient Rights and Education (NABH SHCO chapter 4)
+PSQ — Patient Safety and Quality Improvement (NABH SHCO chapter 9)
+QI — quality improvement
+RCA — root-cause analysis
+SHCO — Standards for Small Healthcare Organisations</w:t>
+      </w:r>
+    </w:p>
+    <w:p>
+      <w:pPr>
+        <w:pStyle w:val="Heading1"/>
+        <w:spacing w:after="120" w:before="280"/>
+      </w:pPr>
+      <w:r>
+        <w:t>12. Traceability to NABH SHCO 3rd Edition PSQ.5</w:t>
       </w:r>
     </w:p>
     <w:p>
@@ -3454,6 +3373,29 @@
           <w:sz w:val="20"/>
           <w:szCs w:val="20"/>
         </w:rPr>
+        <w:t xml:space="preserve">This table is an index. It is not how the policy is organised.</w:t>
+      </w:r>
+    </w:p>
+    <w:p>
+      <w:pPr>
+        <w:pStyle w:val="Heading1"/>
+        <w:spacing w:after="120" w:before="280"/>
+      </w:pPr>
+      <w:r>
+        <w:t>13. Required Records / Evidence Checklist</w:t>
+      </w:r>
+    </w:p>
+    <w:p>
+      <w:pPr>
+        <w:spacing w:after="120"/>
+      </w:pPr>
+      <w:r>
+        <w:rPr>
+          <w:i/>
+          <w:iCs/>
+          <w:sz w:val="20"/>
+          <w:szCs w:val="20"/>
+        </w:rPr>
         <w:t xml:space="preserve">Records the hospital holds under this policy, listed by objective element.</w:t>
       </w:r>
     </w:p>
@@ -3789,6 +3731,49 @@
           <w:szCs w:val="22"/>
         </w:rPr>
         <w:t xml:space="preserve">Patient-safety committee meeting minutes showing event summaries received.</w:t>
+      </w:r>
+    </w:p>
+    <w:p>
+      <w:pPr>
+        <w:pStyle w:val="Heading1"/>
+        <w:spacing w:after="120" w:before="280"/>
+      </w:pPr>
+      <w:r>
+        <w:t>14. References</w:t>
+      </w:r>
+    </w:p>
+    <w:p>
+      <w:pPr>
+        <w:pStyle w:val="ListParagraph"/>
+        <w:numPr>
+          <w:ilvl w:val="0"/>
+          <w:numId w:val="1"/>
+        </w:numPr>
+        <w:spacing w:after="60"/>
+      </w:pPr>
+      <w:r>
+        <w:rPr>
+          <w:sz w:val="22"/>
+          <w:szCs w:val="22"/>
+        </w:rPr>
+        <w:t xml:space="preserve">National Accreditation Board for Hospitals and Healthcare Providers (NABH), Standards for Small Healthcare Organisations, 3rd Edition — Patient Safety and Quality Improvement chapter, standard PSQ.5.</w:t>
+      </w:r>
+    </w:p>
+    <w:p>
+      <w:pPr>
+        <w:pStyle w:val="ListParagraph"/>
+        <w:numPr>
+          <w:ilvl w:val="0"/>
+          <w:numId w:val="1"/>
+        </w:numPr>
+        <w:spacing w:after="60"/>
+      </w:pPr>
+      <w:r>
+        <w:rPr>
+          <w:sz w:val="22"/>
+          <w:szCs w:val="22"/>
+        </w:rPr>
+        <w:t xml:space="preserve">Internal documents of «Hospital Name»: incident report forms; incident register; sentinel event list; RCA templates; CAPA tracking register; patient-safety committee minutes (PSQ.1); patient complaints system (PRE.6); medication incident records (MOM.7).</w:t>
       </w:r>
     </w:p>
     <w:p>
@@ -3913,7 +3898,7 @@
         <w:sz w:val="16"/>
         <w:szCs w:val="16"/>
       </w:rPr>
-      <w:t xml:space="preserve">«Hospital Name»  |  «PSQ/POL/05»  |  Controlled document  |  Incident Collection and Analysis for Continual Quality Improvement</w:t>
+      <w:t>«Hospital Name»  |  «PSQ/POL/05»  |  Controlled document  |  Policy on Incident Collection and Analysis for Continual Quality Improvement</w:t>
     </w:r>
   </w:p>
 </w:ftr>

--- a/policies/build/masters/PSQ.5_v2_master.docx
+++ b/policies/build/masters/PSQ.5_v2_master.docx
@@ -2721,6 +2721,7 @@
         <w:gridCol w:w="100"/>
         <w:gridCol w:w="100"/>
         <w:gridCol w:w="100"/>
+        <w:gridCol w:w="100"/>
       </w:tblGrid>
       <w:tr>
         <w:tc>
@@ -2748,6 +2749,26 @@
         </w:tc>
         <w:tc>
           <w:tcPr>
+            <w:tcW w:type="pct" w:w="12%"/>
+            <w:tcBorders>
+              <w:top w:val="single" w:color="999999" w:sz="4"/>
+              <w:left w:val="single" w:color="999999" w:sz="4"/>
+              <w:bottom w:val="single" w:color="999999" w:sz="4"/>
+              <w:right w:val="single" w:color="999999" w:sz="4"/>
+            </w:tcBorders>
+            <w:shd w:fill="E8E8E8" w:val="clear"/>
+          </w:tcPr>
+          <w:p>
+            <w:r>
+              <w:rPr>
+                <w:b/>
+              </w:rPr>
+              <w:t>Level</w:t>
+            </w:r>
+          </w:p>
+        </w:tc>
+        <w:tc>
+          <w:tcPr>
             <w:tcW w:type="pct" w:w="32%"/>
             <w:tcBorders>
               <w:top w:val="single" w:color="999999" w:sz="4"/>
@@ -2841,6 +2862,22 @@
         </w:tc>
         <w:tc>
           <w:tcPr>
+            <w:tcW w:type="pct" w:w="12%"/>
+            <w:tcBorders>
+              <w:top w:val="single" w:color="999999" w:sz="4"/>
+              <w:left w:val="single" w:color="999999" w:sz="4"/>
+              <w:bottom w:val="single" w:color="999999" w:sz="4"/>
+              <w:right w:val="single" w:color="999999" w:sz="4"/>
+            </w:tcBorders>
+          </w:tcPr>
+          <w:p>
+            <w:r>
+              <w:t>CORE*</w:t>
+            </w:r>
+          </w:p>
+        </w:tc>
+        <w:tc>
+          <w:tcPr>
             <w:tcW w:type="pct" w:w="32%"/>
             <w:tcBorders>
               <w:top w:val="single" w:color="999999" w:sz="4"/>
@@ -2931,6 +2968,22 @@
         </w:tc>
         <w:tc>
           <w:tcPr>
+            <w:tcW w:type="pct" w:w="12%"/>
+            <w:tcBorders>
+              <w:top w:val="single" w:color="999999" w:sz="4"/>
+              <w:left w:val="single" w:color="999999" w:sz="4"/>
+              <w:bottom w:val="single" w:color="999999" w:sz="4"/>
+              <w:right w:val="single" w:color="999999" w:sz="4"/>
+            </w:tcBorders>
+          </w:tcPr>
+          <w:p>
+            <w:r>
+              <w:t>Commitment*</w:t>
+            </w:r>
+          </w:p>
+        </w:tc>
+        <w:tc>
+          <w:tcPr>
             <w:tcW w:type="pct" w:w="32%"/>
             <w:tcBorders>
               <w:top w:val="single" w:color="999999" w:sz="4"/>
@@ -3021,6 +3074,22 @@
         </w:tc>
         <w:tc>
           <w:tcPr>
+            <w:tcW w:type="pct" w:w="12%"/>
+            <w:tcBorders>
+              <w:top w:val="single" w:color="999999" w:sz="4"/>
+              <w:left w:val="single" w:color="999999" w:sz="4"/>
+              <w:bottom w:val="single" w:color="999999" w:sz="4"/>
+              <w:right w:val="single" w:color="999999" w:sz="4"/>
+            </w:tcBorders>
+          </w:tcPr>
+          <w:p>
+            <w:r>
+              <w:t>Commitment</w:t>
+            </w:r>
+          </w:p>
+        </w:tc>
+        <w:tc>
+          <w:tcPr>
             <w:tcW w:type="pct" w:w="32%"/>
             <w:tcBorders>
               <w:top w:val="single" w:color="999999" w:sz="4"/>
@@ -3111,6 +3180,22 @@
         </w:tc>
         <w:tc>
           <w:tcPr>
+            <w:tcW w:type="pct" w:w="12%"/>
+            <w:tcBorders>
+              <w:top w:val="single" w:color="999999" w:sz="4"/>
+              <w:left w:val="single" w:color="999999" w:sz="4"/>
+              <w:bottom w:val="single" w:color="999999" w:sz="4"/>
+              <w:right w:val="single" w:color="999999" w:sz="4"/>
+            </w:tcBorders>
+          </w:tcPr>
+          <w:p>
+            <w:r>
+              <w:t>Commitment</w:t>
+            </w:r>
+          </w:p>
+        </w:tc>
+        <w:tc>
+          <w:tcPr>
             <w:tcW w:type="pct" w:w="32%"/>
             <w:tcBorders>
               <w:top w:val="single" w:color="999999" w:sz="4"/>
@@ -3201,6 +3286,22 @@
         </w:tc>
         <w:tc>
           <w:tcPr>
+            <w:tcW w:type="pct" w:w="12%"/>
+            <w:tcBorders>
+              <w:top w:val="single" w:color="999999" w:sz="4"/>
+              <w:left w:val="single" w:color="999999" w:sz="4"/>
+              <w:bottom w:val="single" w:color="999999" w:sz="4"/>
+              <w:right w:val="single" w:color="999999" w:sz="4"/>
+            </w:tcBorders>
+          </w:tcPr>
+          <w:p>
+            <w:r>
+              <w:t>Excellence</w:t>
+            </w:r>
+          </w:p>
+        </w:tc>
+        <w:tc>
+          <w:tcPr>
             <w:tcW w:type="pct" w:w="32%"/>
             <w:tcBorders>
               <w:top w:val="single" w:color="999999" w:sz="4"/>
@@ -3333,26 +3434,443 @@
         <w:t>11. Abbreviations</w:t>
       </w:r>
     </w:p>
-    <w:p>
-      <w:pPr>
-        <w:spacing w:after="140"/>
-      </w:pPr>
-      <w:r>
-        <w:rPr>
-          <w:sz w:val="22"/>
-          <w:szCs w:val="22"/>
-        </w:rPr>
-        <w:t xml:space="preserve">CAPA — corrective and preventive action
-MOM — Management of Medication (NABH SHCO chapter 7)
-NABH — National Accreditation Board for Hospitals and Healthcare Providers
-OE — objective element
-PRE — Patient Rights and Education (NABH SHCO chapter 4)
-PSQ — Patient Safety and Quality Improvement (NABH SHCO chapter 9)
-QI — quality improvement
-RCA — root-cause analysis
-SHCO — Standards for Small Healthcare Organisations</w:t>
-      </w:r>
-    </w:p>
+    <w:tbl>
+      <w:tblPr>
+        <w:tblW w:type="pct" w:w="100%"/>
+        <w:tblBorders>
+          <w:top w:val="single" w:color="auto" w:sz="4"/>
+          <w:left w:val="single" w:color="auto" w:sz="4"/>
+          <w:bottom w:val="single" w:color="auto" w:sz="4"/>
+          <w:right w:val="single" w:color="auto" w:sz="4"/>
+          <w:insideH w:val="single" w:color="auto" w:sz="4"/>
+          <w:insideV w:val="single" w:color="auto" w:sz="4"/>
+        </w:tblBorders>
+      </w:tblPr>
+      <w:tblGrid>
+        <w:gridCol w:w="100"/>
+        <w:gridCol w:w="100"/>
+      </w:tblGrid>
+      <w:tr>
+        <w:tc>
+          <w:tcPr>
+            <w:tcW w:type="pct" w:w="22%"/>
+            <w:tcBorders>
+              <w:top w:val="single" w:color="999999" w:sz="4"/>
+              <w:left w:val="single" w:color="999999" w:sz="4"/>
+              <w:bottom w:val="single" w:color="999999" w:sz="4"/>
+              <w:right w:val="single" w:color="999999" w:sz="4"/>
+            </w:tcBorders>
+            <w:shd w:fill="E8E8E8" w:val="clear"/>
+          </w:tcPr>
+          <w:p>
+            <w:r>
+              <w:rPr>
+                <w:b/>
+              </w:rPr>
+              <w:t>Abbreviation</w:t>
+            </w:r>
+          </w:p>
+        </w:tc>
+        <w:tc>
+          <w:tcPr>
+            <w:tcW w:type="pct" w:w="22%"/>
+            <w:tcBorders>
+              <w:top w:val="single" w:color="999999" w:sz="4"/>
+              <w:left w:val="single" w:color="999999" w:sz="4"/>
+              <w:bottom w:val="single" w:color="999999" w:sz="4"/>
+              <w:right w:val="single" w:color="999999" w:sz="4"/>
+            </w:tcBorders>
+            <w:shd w:fill="E8E8E8" w:val="clear"/>
+          </w:tcPr>
+          <w:p>
+            <w:r>
+              <w:rPr>
+                <w:b/>
+              </w:rPr>
+              <w:t>Meaning</w:t>
+            </w:r>
+          </w:p>
+        </w:tc>
+      </w:tr>
+      <w:tr>
+        <w:tc>
+          <w:tcPr>
+            <w:tcW w:type="pct" w:w="22%"/>
+            <w:tcBorders>
+              <w:top w:val="single" w:color="999999" w:sz="4"/>
+              <w:left w:val="single" w:color="999999" w:sz="4"/>
+              <w:bottom w:val="single" w:color="999999" w:sz="4"/>
+              <w:right w:val="single" w:color="999999" w:sz="4"/>
+            </w:tcBorders>
+            <w:shd w:fill="E8E8E8" w:val="clear"/>
+          </w:tcPr>
+          <w:p>
+            <w:r>
+              <w:rPr>
+                <w:b w:val="0"/>
+              </w:rPr>
+              <w:t>CAPA</w:t>
+            </w:r>
+          </w:p>
+        </w:tc>
+        <w:tc>
+          <w:tcPr>
+            <w:tcW w:type="pct" w:w="22%"/>
+            <w:tcBorders>
+              <w:top w:val="single" w:color="999999" w:sz="4"/>
+              <w:left w:val="single" w:color="999999" w:sz="4"/>
+              <w:bottom w:val="single" w:color="999999" w:sz="4"/>
+              <w:right w:val="single" w:color="999999" w:sz="4"/>
+            </w:tcBorders>
+            <w:shd w:fill="E8E8E8" w:val="clear"/>
+          </w:tcPr>
+          <w:p>
+            <w:r>
+              <w:rPr>
+                <w:b w:val="0"/>
+              </w:rPr>
+              <w:t>corrective and preventive action</w:t>
+            </w:r>
+          </w:p>
+        </w:tc>
+      </w:tr>
+      <w:tr>
+        <w:tc>
+          <w:tcPr>
+            <w:tcW w:type="pct" w:w="22%"/>
+            <w:tcBorders>
+              <w:top w:val="single" w:color="999999" w:sz="4"/>
+              <w:left w:val="single" w:color="999999" w:sz="4"/>
+              <w:bottom w:val="single" w:color="999999" w:sz="4"/>
+              <w:right w:val="single" w:color="999999" w:sz="4"/>
+            </w:tcBorders>
+            <w:shd w:fill="E8E8E8" w:val="clear"/>
+          </w:tcPr>
+          <w:p>
+            <w:r>
+              <w:rPr>
+                <w:b w:val="0"/>
+              </w:rPr>
+              <w:t>MOM</w:t>
+            </w:r>
+          </w:p>
+        </w:tc>
+        <w:tc>
+          <w:tcPr>
+            <w:tcW w:type="pct" w:w="22%"/>
+            <w:tcBorders>
+              <w:top w:val="single" w:color="999999" w:sz="4"/>
+              <w:left w:val="single" w:color="999999" w:sz="4"/>
+              <w:bottom w:val="single" w:color="999999" w:sz="4"/>
+              <w:right w:val="single" w:color="999999" w:sz="4"/>
+            </w:tcBorders>
+            <w:shd w:fill="E8E8E8" w:val="clear"/>
+          </w:tcPr>
+          <w:p>
+            <w:r>
+              <w:rPr>
+                <w:b w:val="0"/>
+              </w:rPr>
+              <w:t>Management of Medication (NABH SHCO chapter 7)</w:t>
+            </w:r>
+          </w:p>
+        </w:tc>
+      </w:tr>
+      <w:tr>
+        <w:tc>
+          <w:tcPr>
+            <w:tcW w:type="pct" w:w="22%"/>
+            <w:tcBorders>
+              <w:top w:val="single" w:color="999999" w:sz="4"/>
+              <w:left w:val="single" w:color="999999" w:sz="4"/>
+              <w:bottom w:val="single" w:color="999999" w:sz="4"/>
+              <w:right w:val="single" w:color="999999" w:sz="4"/>
+            </w:tcBorders>
+            <w:shd w:fill="E8E8E8" w:val="clear"/>
+          </w:tcPr>
+          <w:p>
+            <w:r>
+              <w:rPr>
+                <w:b w:val="0"/>
+              </w:rPr>
+              <w:t>NABH</w:t>
+            </w:r>
+          </w:p>
+        </w:tc>
+        <w:tc>
+          <w:tcPr>
+            <w:tcW w:type="pct" w:w="22%"/>
+            <w:tcBorders>
+              <w:top w:val="single" w:color="999999" w:sz="4"/>
+              <w:left w:val="single" w:color="999999" w:sz="4"/>
+              <w:bottom w:val="single" w:color="999999" w:sz="4"/>
+              <w:right w:val="single" w:color="999999" w:sz="4"/>
+            </w:tcBorders>
+            <w:shd w:fill="E8E8E8" w:val="clear"/>
+          </w:tcPr>
+          <w:p>
+            <w:r>
+              <w:rPr>
+                <w:b w:val="0"/>
+              </w:rPr>
+              <w:t>National Accreditation Board for Hospitals and Healthcare Providers</w:t>
+            </w:r>
+          </w:p>
+        </w:tc>
+      </w:tr>
+      <w:tr>
+        <w:tc>
+          <w:tcPr>
+            <w:tcW w:type="pct" w:w="22%"/>
+            <w:tcBorders>
+              <w:top w:val="single" w:color="999999" w:sz="4"/>
+              <w:left w:val="single" w:color="999999" w:sz="4"/>
+              <w:bottom w:val="single" w:color="999999" w:sz="4"/>
+              <w:right w:val="single" w:color="999999" w:sz="4"/>
+            </w:tcBorders>
+            <w:shd w:fill="E8E8E8" w:val="clear"/>
+          </w:tcPr>
+          <w:p>
+            <w:r>
+              <w:rPr>
+                <w:b w:val="0"/>
+              </w:rPr>
+              <w:t>OE</w:t>
+            </w:r>
+          </w:p>
+        </w:tc>
+        <w:tc>
+          <w:tcPr>
+            <w:tcW w:type="pct" w:w="22%"/>
+            <w:tcBorders>
+              <w:top w:val="single" w:color="999999" w:sz="4"/>
+              <w:left w:val="single" w:color="999999" w:sz="4"/>
+              <w:bottom w:val="single" w:color="999999" w:sz="4"/>
+              <w:right w:val="single" w:color="999999" w:sz="4"/>
+            </w:tcBorders>
+            <w:shd w:fill="E8E8E8" w:val="clear"/>
+          </w:tcPr>
+          <w:p>
+            <w:r>
+              <w:rPr>
+                <w:b w:val="0"/>
+              </w:rPr>
+              <w:t>objective element</w:t>
+            </w:r>
+          </w:p>
+        </w:tc>
+      </w:tr>
+      <w:tr>
+        <w:tc>
+          <w:tcPr>
+            <w:tcW w:type="pct" w:w="22%"/>
+            <w:tcBorders>
+              <w:top w:val="single" w:color="999999" w:sz="4"/>
+              <w:left w:val="single" w:color="999999" w:sz="4"/>
+              <w:bottom w:val="single" w:color="999999" w:sz="4"/>
+              <w:right w:val="single" w:color="999999" w:sz="4"/>
+            </w:tcBorders>
+            <w:shd w:fill="E8E8E8" w:val="clear"/>
+          </w:tcPr>
+          <w:p>
+            <w:r>
+              <w:rPr>
+                <w:b w:val="0"/>
+              </w:rPr>
+              <w:t>PRE</w:t>
+            </w:r>
+          </w:p>
+        </w:tc>
+        <w:tc>
+          <w:tcPr>
+            <w:tcW w:type="pct" w:w="22%"/>
+            <w:tcBorders>
+              <w:top w:val="single" w:color="999999" w:sz="4"/>
+              <w:left w:val="single" w:color="999999" w:sz="4"/>
+              <w:bottom w:val="single" w:color="999999" w:sz="4"/>
+              <w:right w:val="single" w:color="999999" w:sz="4"/>
+            </w:tcBorders>
+            <w:shd w:fill="E8E8E8" w:val="clear"/>
+          </w:tcPr>
+          <w:p>
+            <w:r>
+              <w:rPr>
+                <w:b w:val="0"/>
+              </w:rPr>
+              <w:t>Patient Rights and Education (NABH SHCO chapter 4)</w:t>
+            </w:r>
+          </w:p>
+        </w:tc>
+      </w:tr>
+      <w:tr>
+        <w:tc>
+          <w:tcPr>
+            <w:tcW w:type="pct" w:w="22%"/>
+            <w:tcBorders>
+              <w:top w:val="single" w:color="999999" w:sz="4"/>
+              <w:left w:val="single" w:color="999999" w:sz="4"/>
+              <w:bottom w:val="single" w:color="999999" w:sz="4"/>
+              <w:right w:val="single" w:color="999999" w:sz="4"/>
+            </w:tcBorders>
+            <w:shd w:fill="E8E8E8" w:val="clear"/>
+          </w:tcPr>
+          <w:p>
+            <w:r>
+              <w:rPr>
+                <w:b w:val="0"/>
+              </w:rPr>
+              <w:t>PSQ</w:t>
+            </w:r>
+          </w:p>
+        </w:tc>
+        <w:tc>
+          <w:tcPr>
+            <w:tcW w:type="pct" w:w="22%"/>
+            <w:tcBorders>
+              <w:top w:val="single" w:color="999999" w:sz="4"/>
+              <w:left w:val="single" w:color="999999" w:sz="4"/>
+              <w:bottom w:val="single" w:color="999999" w:sz="4"/>
+              <w:right w:val="single" w:color="999999" w:sz="4"/>
+            </w:tcBorders>
+            <w:shd w:fill="E8E8E8" w:val="clear"/>
+          </w:tcPr>
+          <w:p>
+            <w:r>
+              <w:rPr>
+                <w:b w:val="0"/>
+              </w:rPr>
+              <w:t>Patient Safety and Quality Improvement (NABH SHCO chapter 9)</w:t>
+            </w:r>
+          </w:p>
+        </w:tc>
+      </w:tr>
+      <w:tr>
+        <w:tc>
+          <w:tcPr>
+            <w:tcW w:type="pct" w:w="22%"/>
+            <w:tcBorders>
+              <w:top w:val="single" w:color="999999" w:sz="4"/>
+              <w:left w:val="single" w:color="999999" w:sz="4"/>
+              <w:bottom w:val="single" w:color="999999" w:sz="4"/>
+              <w:right w:val="single" w:color="999999" w:sz="4"/>
+            </w:tcBorders>
+            <w:shd w:fill="E8E8E8" w:val="clear"/>
+          </w:tcPr>
+          <w:p>
+            <w:r>
+              <w:rPr>
+                <w:b w:val="0"/>
+              </w:rPr>
+              <w:t>QI</w:t>
+            </w:r>
+          </w:p>
+        </w:tc>
+        <w:tc>
+          <w:tcPr>
+            <w:tcW w:type="pct" w:w="22%"/>
+            <w:tcBorders>
+              <w:top w:val="single" w:color="999999" w:sz="4"/>
+              <w:left w:val="single" w:color="999999" w:sz="4"/>
+              <w:bottom w:val="single" w:color="999999" w:sz="4"/>
+              <w:right w:val="single" w:color="999999" w:sz="4"/>
+            </w:tcBorders>
+            <w:shd w:fill="E8E8E8" w:val="clear"/>
+          </w:tcPr>
+          <w:p>
+            <w:r>
+              <w:rPr>
+                <w:b w:val="0"/>
+              </w:rPr>
+              <w:t>quality improvement</w:t>
+            </w:r>
+          </w:p>
+        </w:tc>
+      </w:tr>
+      <w:tr>
+        <w:tc>
+          <w:tcPr>
+            <w:tcW w:type="pct" w:w="22%"/>
+            <w:tcBorders>
+              <w:top w:val="single" w:color="999999" w:sz="4"/>
+              <w:left w:val="single" w:color="999999" w:sz="4"/>
+              <w:bottom w:val="single" w:color="999999" w:sz="4"/>
+              <w:right w:val="single" w:color="999999" w:sz="4"/>
+            </w:tcBorders>
+            <w:shd w:fill="E8E8E8" w:val="clear"/>
+          </w:tcPr>
+          <w:p>
+            <w:r>
+              <w:rPr>
+                <w:b w:val="0"/>
+              </w:rPr>
+              <w:t>RCA</w:t>
+            </w:r>
+          </w:p>
+        </w:tc>
+        <w:tc>
+          <w:tcPr>
+            <w:tcW w:type="pct" w:w="22%"/>
+            <w:tcBorders>
+              <w:top w:val="single" w:color="999999" w:sz="4"/>
+              <w:left w:val="single" w:color="999999" w:sz="4"/>
+              <w:bottom w:val="single" w:color="999999" w:sz="4"/>
+              <w:right w:val="single" w:color="999999" w:sz="4"/>
+            </w:tcBorders>
+            <w:shd w:fill="E8E8E8" w:val="clear"/>
+          </w:tcPr>
+          <w:p>
+            <w:r>
+              <w:rPr>
+                <w:b w:val="0"/>
+              </w:rPr>
+              <w:t>root-cause analysis</w:t>
+            </w:r>
+          </w:p>
+        </w:tc>
+      </w:tr>
+      <w:tr>
+        <w:tc>
+          <w:tcPr>
+            <w:tcW w:type="pct" w:w="22%"/>
+            <w:tcBorders>
+              <w:top w:val="single" w:color="999999" w:sz="4"/>
+              <w:left w:val="single" w:color="999999" w:sz="4"/>
+              <w:bottom w:val="single" w:color="999999" w:sz="4"/>
+              <w:right w:val="single" w:color="999999" w:sz="4"/>
+            </w:tcBorders>
+            <w:shd w:fill="E8E8E8" w:val="clear"/>
+          </w:tcPr>
+          <w:p>
+            <w:r>
+              <w:rPr>
+                <w:b w:val="0"/>
+              </w:rPr>
+              <w:t>SHCO</w:t>
+            </w:r>
+          </w:p>
+        </w:tc>
+        <w:tc>
+          <w:tcPr>
+            <w:tcW w:type="pct" w:w="22%"/>
+            <w:tcBorders>
+              <w:top w:val="single" w:color="999999" w:sz="4"/>
+              <w:left w:val="single" w:color="999999" w:sz="4"/>
+              <w:bottom w:val="single" w:color="999999" w:sz="4"/>
+              <w:right w:val="single" w:color="999999" w:sz="4"/>
+            </w:tcBorders>
+            <w:shd w:fill="E8E8E8" w:val="clear"/>
+          </w:tcPr>
+          <w:p>
+            <w:r>
+              <w:rPr>
+                <w:b w:val="0"/>
+              </w:rPr>
+              <w:t>Standards for Small Healthcare Organisations</w:t>
+            </w:r>
+          </w:p>
+        </w:tc>
+      </w:tr>
+    </w:tbl>
     <w:p>
       <w:pPr>
         <w:pStyle w:val="Heading1"/>

--- a/policies/build/masters/PSQ.5_v2_master.docx
+++ b/policies/build/masters/PSQ.5_v2_master.docx
@@ -694,18 +694,6 @@
     </w:p>
     <w:p>
       <w:pPr>
-        <w:spacing w:after="140"/>
-      </w:pPr>
-      <w:r>
-        <w:rPr>
-          <w:sz w:val="22"/>
-          <w:szCs w:val="22"/>
-        </w:rPr>
-        <w:t xml:space="preserve">Words marked «like this» are defaults a small hospital can keep. A blank marked «________» has no sensible default. Fill it in before this document is signed.</w:t>
-      </w:r>
-    </w:p>
-    <w:p>
-      <w:pPr>
         <w:pStyle w:val="Heading1"/>
         <w:spacing w:after="120" w:before="280"/>
       </w:pPr>
@@ -735,103 +723,6 @@
           <w:szCs w:val="22"/>
         </w:rPr>
         <w:t xml:space="preserve">It covers the five objective elements PSQ.5.a–e. It does not cover patient complaints and feedback (PRE.6), medication-specific incident analysis (MOM.7), or the patient-safety and QI programmes as a whole (PSQ.1).</w:t>
-      </w:r>
-    </w:p>
-    <w:p>
-      <w:pPr>
-        <w:spacing w:after="140"/>
-      </w:pPr>
-      <w:r>
-        <w:rPr>
-          <w:sz w:val="22"/>
-          <w:szCs w:val="22"/>
-        </w:rPr>
-        <w:t xml:space="preserve">Boundaries with other policies of «Hospital Name»:</w:t>
-      </w:r>
-    </w:p>
-    <w:p>
-      <w:pPr>
-        <w:pStyle w:val="ListParagraph"/>
-        <w:numPr>
-          <w:ilvl w:val="0"/>
-          <w:numId w:val="1"/>
-        </w:numPr>
-        <w:spacing w:after="60"/>
-      </w:pPr>
-      <w:r>
-        <w:rPr>
-          <w:sz w:val="22"/>
-          <w:szCs w:val="22"/>
-        </w:rPr>
-        <w:t xml:space="preserve">PRE.6 owns patient complaints and feedback. A complaint that reveals a clinical incident enters both PRE.6 and PSQ.5.</w:t>
-      </w:r>
-    </w:p>
-    <w:p>
-      <w:pPr>
-        <w:pStyle w:val="ListParagraph"/>
-        <w:numPr>
-          <w:ilvl w:val="0"/>
-          <w:numId w:val="1"/>
-        </w:numPr>
-        <w:spacing w:after="60"/>
-      </w:pPr>
-      <w:r>
-        <w:rPr>
-          <w:sz w:val="22"/>
-          <w:szCs w:val="22"/>
-        </w:rPr>
-        <w:t xml:space="preserve">MOM.7 owns medication incidents. Medication incident data is shared with PSQ.5 for the general incident register.</w:t>
-      </w:r>
-    </w:p>
-    <w:p>
-      <w:pPr>
-        <w:pStyle w:val="ListParagraph"/>
-        <w:numPr>
-          <w:ilvl w:val="0"/>
-          <w:numId w:val="1"/>
-        </w:numPr>
-        <w:spacing w:after="60"/>
-      </w:pPr>
-      <w:r>
-        <w:rPr>
-          <w:sz w:val="22"/>
-          <w:szCs w:val="22"/>
-        </w:rPr>
-        <w:t xml:space="preserve">PSQ.1 owns the patient-safety programme. PSQ.5 incident trends feed into PSQ.1 opportunity identification.</w:t>
-      </w:r>
-    </w:p>
-    <w:p>
-      <w:pPr>
-        <w:pStyle w:val="ListParagraph"/>
-        <w:numPr>
-          <w:ilvl w:val="0"/>
-          <w:numId w:val="1"/>
-        </w:numPr>
-        <w:spacing w:after="60"/>
-      </w:pPr>
-      <w:r>
-        <w:rPr>
-          <w:sz w:val="22"/>
-          <w:szCs w:val="22"/>
-        </w:rPr>
-        <w:t xml:space="preserve">PSQ.2 owns indicators. Incident rates may appear as patient-safety indicators under PSQ.2.d.</w:t>
-      </w:r>
-    </w:p>
-    <w:p>
-      <w:pPr>
-        <w:pStyle w:val="ListParagraph"/>
-        <w:numPr>
-          <w:ilvl w:val="0"/>
-          <w:numId w:val="1"/>
-        </w:numPr>
-        <w:spacing w:after="60"/>
-      </w:pPr>
-      <w:r>
-        <w:rPr>
-          <w:sz w:val="22"/>
-          <w:szCs w:val="22"/>
-        </w:rPr>
-        <w:t xml:space="preserve">ROM.4 owns leadership risk registers. Sentinel events are escalated to ROM.4 where they represent an organisational risk.</w:t>
       </w:r>
     </w:p>
     <w:p>

--- a/policies/build/masters/PSQ.5_v2_master.docx
+++ b/policies/build/masters/PSQ.5_v2_master.docx
@@ -665,7 +665,7 @@
           <w:sz w:val="22"/>
           <w:szCs w:val="22"/>
         </w:rPr>
-        <w:t xml:space="preserve">This policy describes how «Hospital Name» collects and analyses incidents to ensure continual quality improvement, satisfying PSQ.5.a–e.</w:t>
+        <w:t>This policy describes how «Hospital Name» collects and analyses incidents to ensure continual quality improvement.</w:t>
       </w:r>
     </w:p>
     <w:p>
@@ -678,18 +678,6 @@
           <w:szCs w:val="22"/>
         </w:rPr>
         <w:t xml:space="preserve">It covers five elements: incident management system implementation; sentinel event identification mechanism; established analysis process for incidents; corrective and preventive actions based on analysis findings; and a process for informing stakeholders in case of a near miss, adverse event or sentinel event.</w:t>
-      </w:r>
-    </w:p>
-    <w:p>
-      <w:pPr>
-        <w:spacing w:after="140"/>
-      </w:pPr>
-      <w:r>
-        <w:rPr>
-          <w:sz w:val="22"/>
-          <w:szCs w:val="22"/>
-        </w:rPr>
-        <w:t xml:space="preserve">PSQ.5 owns incident collection, sentinel event identification, incident analysis, CAPA from analysis, and stakeholder communication. PRE.6 handles patient complaints and feedback; a complaint that reveals a clinical incident enters both PSQ.5 and PRE.6. MOM.7 owns medication incidents; PSQ.5 is the general incident system that receives medication incident data.</w:t>
       </w:r>
     </w:p>
     <w:p>
@@ -715,18 +703,6 @@
     </w:p>
     <w:p>
       <w:pPr>
-        <w:spacing w:after="140"/>
-      </w:pPr>
-      <w:r>
-        <w:rPr>
-          <w:sz w:val="22"/>
-          <w:szCs w:val="22"/>
-        </w:rPr>
-        <w:t xml:space="preserve">It covers the five objective elements PSQ.5.a–e. It does not cover patient complaints and feedback (PRE.6), medication-specific incident analysis (MOM.7), or the patient-safety and QI programmes as a whole (PSQ.1).</w:t>
-      </w:r>
-    </w:p>
-    <w:p>
-      <w:pPr>
         <w:pStyle w:val="Heading1"/>
         <w:spacing w:after="120" w:before="280"/>
       </w:pPr>
@@ -779,7 +755,7 @@
           <w:sz w:val="22"/>
           <w:szCs w:val="22"/>
         </w:rPr>
-        <w:t xml:space="preserve">Honest incident reporting is protected under the culture of safety (PSQ.4.a). This system exists to learn and improve, not to punish reporters.</w:t>
+        <w:t>Honest incident reporting is protected under the organisation's culture of safety. This system exists to learn and improve, not to punish reporters.</w:t>
       </w:r>
     </w:p>
     <w:p>
@@ -872,7 +848,7 @@
           <w:sz w:val="22"/>
           <w:szCs w:val="22"/>
         </w:rPr>
-        <w:t xml:space="preserve">6. Honest reporting is protected; punitive action for good-faith reporting is prohibited (see PSQ.4.a culture of safety).</w:t>
+        <w:t>6. Honest reporting is protected; punitive action for good-faith reporting is prohibited (see the culture-of-safety policy).</w:t>
       </w:r>
     </w:p>
     <w:p>
@@ -926,7 +902,7 @@
           <w:sz w:val="22"/>
           <w:szCs w:val="22"/>
         </w:rPr>
-        <w:t xml:space="preserve">The system captures: date, time, location, persons involved, description of what happened, immediate actions taken, severity classification and reporter identity (protected under PSQ.4.a culture of safety). Reports are submitted within «the same shift» of occurrence or discovery. The «Quality Coordinator» acknowledges receipt and initiates classification and investigation within «24 hours».</w:t>
+        <w:t>The system captures: date, time, location, persons involved, description of what happened, immediate actions taken, severity classification and reporter identity (protected under the culture of safety). Reports are submitted within «the same shift» of occurrence or discovery. The «Quality Coordinator» acknowledges receipt and initiates classification and investigation within «24 hours».</w:t>
       </w:r>
     </w:p>
     <w:p>
@@ -1076,7 +1052,7 @@
           <w:sz w:val="22"/>
           <w:szCs w:val="22"/>
         </w:rPr>
-        <w:t xml:space="preserve">The «Quality Coordinator» tracks CAPA to completion and reports status to the patient-safety committee «quarterly». Completed actions are verified for effectiveness — has the root cause been addressed? Actions that require resources beyond the department are escalated to management under PSQ.4.c. CAPA that remains open beyond «90 days» triggers escalation to the Medical Superintendent.</w:t>
+        <w:t>The «Quality Coordinator» tracks CAPA to completion and reports status to the patient-safety committee «quarterly». Completed actions are verified for effectiveness — has the root cause been addressed? Actions that require resources beyond the department are escalated to management. CAPA that remains open beyond «90 days» triggers escalation to the Medical Superintendent.</w:t>
       </w:r>
     </w:p>
     <w:p>
@@ -1088,7 +1064,7 @@
           <w:sz w:val="22"/>
           <w:szCs w:val="22"/>
         </w:rPr>
-        <w:t xml:space="preserve">Trend analysis of CAPA identifies systemic issues that require programme-level change under PSQ.1.</w:t>
+        <w:t>Trend analysis of CAPA identifies systemic issues that require programme-level change.</w:t>
       </w:r>
     </w:p>
     <w:p>
@@ -1788,7 +1764,7 @@
           <w:sz w:val="22"/>
           <w:szCs w:val="22"/>
         </w:rPr>
-        <w:t xml:space="preserve">This policy is reviewed «annually», and sooner when PSQ.1, PSQ.2, PSQ.3 or PSQ.4 are revised.</w:t>
+        <w:t>This policy is reviewed «annually», and sooner when a related patient-safety or quality policy is revised.</w:t>
       </w:r>
     </w:p>
     <w:p>
@@ -1809,7 +1785,7 @@
           <w:sz w:val="22"/>
           <w:szCs w:val="22"/>
         </w:rPr>
-        <w:t xml:space="preserve">All staff are trained on incident reporting and this policy at induction and «once a year» after that. Training covers: how to report, sentinel event recognition, the non-punitive reporting culture (PSQ.4.a), stop-work authority, and stakeholder communication expectations.</w:t>
+        <w:t>All staff are trained on incident reporting and this policy at induction and «once a year» after that. Training covers: how to report, sentinel event recognition, the non-punitive reporting culture, stop-work authority, and stakeholder communication expectations.</w:t>
       </w:r>
     </w:p>
     <w:p>
@@ -3289,7 +3265,7 @@
           <w:sz w:val="22"/>
           <w:szCs w:val="22"/>
         </w:rPr>
-        <w:t xml:space="preserve">Copies issued to: all clinical areas; nursing stations; emergency department; department heads; patient-safety / QI committee members; pharmacy (cross-reference MOM.7).</w:t>
+        <w:t>Copies issued to: all clinical areas; nursing stations; emergency department; department heads; patient-safety / QI committee members; pharmacy (for medication-incident cross-reference).</w:t>
       </w:r>
     </w:p>
     <w:p>

--- a/policies/build/masters/PSQ.5_v2_master.docx
+++ b/policies/build/masters/PSQ.5_v2_master.docx
@@ -4141,8 +4141,23 @@
           <w:sz w:val="22"/>
           <w:szCs w:val="22"/>
         </w:rPr>
-        <w:t xml:space="preserve">National Accreditation Board for Hospitals and Healthcare Providers (NABH), Standards for Small Healthcare Organisations, 3rd Edition — Patient Safety and Quality Improvement chapter, standard PSQ.5.</w:t>
-      </w:r>
+      </w:r>
+      <w:r>
+        <w:rPr>
+          <w:sz w:val="22"/>
+        </w:rPr>
+        <w:t xml:space="preserve">National Accreditation Board for Hospitals &amp; Healthcare Providers. (2022). Standards for small healthcare organisations (3rd ed.) — Patient Safety and Quality Improvement chapter, standard PSQ.5. </w:t>
+      </w:r>
+      <w:hyperlink r:id="rId9">
+        <w:r>
+          <w:rPr>
+            <w:rStyle w:val="Hyperlink"/>
+            <w:sz w:val="22"/>
+            <w:szCs w:val="22"/>
+          </w:rPr>
+          <w:t>https://nabh.co/programmes/small-healthcare-organisation-shco-accreditation-programme/</w:t>
+        </w:r>
+      </w:hyperlink>
     </w:p>
     <w:p>
       <w:pPr>

--- a/policies/build/masters/PSQ.5_v2_master.docx
+++ b/policies/build/masters/PSQ.5_v2_master.docx
@@ -2571,6 +2571,532 @@
         <w:t xml:space="preserve">The Nursing Superintendent holds signed acknowledgements with the induction record.</w:t>
       </w:r>
     </w:p>
+    <w:p>
+      <w:pPr>
+        <w:pStyle w:val="Heading1"/>
+        <w:spacing w:after="120" w:before="280"/>
+      </w:pPr>
+      <w:r>
+        <w:t>10. Distribution</w:t>
+      </w:r>
+    </w:p>
+    <w:p>
+      <w:pPr>
+        <w:spacing w:after="140"/>
+      </w:pPr>
+      <w:r>
+        <w:rPr>
+          <w:sz w:val="22"/>
+          <w:szCs w:val="22"/>
+        </w:rPr>
+        <w:t xml:space="preserve">Official master copy: office of the Medical Superintendent, «Hospital Name», with the Quality Coordinator.</w:t>
+      </w:r>
+    </w:p>
+    <w:p>
+      <w:pPr>
+        <w:spacing w:after="140"/>
+      </w:pPr>
+      <w:r>
+        <w:rPr>
+          <w:sz w:val="22"/>
+          <w:szCs w:val="22"/>
+        </w:rPr>
+        <w:t>Copies issued to: all clinical areas; nursing stations; emergency department; department heads; patient-safety / QI committee members; pharmacy (for medication-incident cross-reference).</w:t>
+      </w:r>
+    </w:p>
+    <w:p>
+      <w:pPr>
+        <w:spacing w:after="140"/>
+      </w:pPr>
+      <w:r>
+        <w:rPr>
+          <w:sz w:val="22"/>
+          <w:szCs w:val="22"/>
+        </w:rPr>
+        <w:t xml:space="preserve">The current version is available to all staff at the «quality office policy file» and, if the hospital keeps an intranet, at «staff intranet / policies».</w:t>
+      </w:r>
+    </w:p>
+    <w:p>
+      <w:pPr>
+        <w:spacing w:after="140"/>
+      </w:pPr>
+      <w:r>
+        <w:rPr>
+          <w:sz w:val="22"/>
+          <w:szCs w:val="22"/>
+        </w:rPr>
+        <w:t xml:space="preserve">When a new version is issued, take old copies out of use.</w:t>
+      </w:r>
+    </w:p>
+    <w:p>
+      <w:pPr>
+        <w:pStyle w:val="Heading1"/>
+        <w:spacing w:after="120" w:before="280"/>
+      </w:pPr>
+      <w:r>
+        <w:t>11. Abbreviations</w:t>
+      </w:r>
+    </w:p>
+    <w:tbl>
+      <w:tblPr>
+        <w:tblW w:type="pct" w:w="100%"/>
+        <w:tblBorders>
+          <w:top w:val="single" w:color="auto" w:sz="4"/>
+          <w:left w:val="single" w:color="auto" w:sz="4"/>
+          <w:bottom w:val="single" w:color="auto" w:sz="4"/>
+          <w:right w:val="single" w:color="auto" w:sz="4"/>
+          <w:insideH w:val="single" w:color="auto" w:sz="4"/>
+          <w:insideV w:val="single" w:color="auto" w:sz="4"/>
+        </w:tblBorders>
+      </w:tblPr>
+      <w:tblGrid>
+        <w:gridCol w:w="100"/>
+        <w:gridCol w:w="100"/>
+      </w:tblGrid>
+      <w:tr>
+        <w:tc>
+          <w:tcPr>
+            <w:tcW w:type="pct" w:w="22%"/>
+            <w:tcBorders>
+              <w:top w:val="single" w:color="999999" w:sz="4"/>
+              <w:left w:val="single" w:color="999999" w:sz="4"/>
+              <w:bottom w:val="single" w:color="999999" w:sz="4"/>
+              <w:right w:val="single" w:color="999999" w:sz="4"/>
+            </w:tcBorders>
+            <w:shd w:fill="E8E8E8" w:val="clear"/>
+          </w:tcPr>
+          <w:p>
+            <w:r>
+              <w:rPr>
+                <w:b/>
+              </w:rPr>
+              <w:t>Abbreviation</w:t>
+            </w:r>
+          </w:p>
+        </w:tc>
+        <w:tc>
+          <w:tcPr>
+            <w:tcW w:type="pct" w:w="22%"/>
+            <w:tcBorders>
+              <w:top w:val="single" w:color="999999" w:sz="4"/>
+              <w:left w:val="single" w:color="999999" w:sz="4"/>
+              <w:bottom w:val="single" w:color="999999" w:sz="4"/>
+              <w:right w:val="single" w:color="999999" w:sz="4"/>
+            </w:tcBorders>
+            <w:shd w:fill="E8E8E8" w:val="clear"/>
+          </w:tcPr>
+          <w:p>
+            <w:r>
+              <w:rPr>
+                <w:b/>
+              </w:rPr>
+              <w:t>Meaning</w:t>
+            </w:r>
+          </w:p>
+        </w:tc>
+      </w:tr>
+      <w:tr>
+        <w:tc>
+          <w:tcPr>
+            <w:tcW w:type="pct" w:w="22%"/>
+            <w:tcBorders>
+              <w:top w:val="single" w:color="999999" w:sz="4"/>
+              <w:left w:val="single" w:color="999999" w:sz="4"/>
+              <w:bottom w:val="single" w:color="999999" w:sz="4"/>
+              <w:right w:val="single" w:color="999999" w:sz="4"/>
+            </w:tcBorders>
+            <w:shd w:fill="E8E8E8" w:val="clear"/>
+          </w:tcPr>
+          <w:p>
+            <w:r>
+              <w:rPr>
+                <w:b w:val="0"/>
+              </w:rPr>
+              <w:t>CAPA</w:t>
+            </w:r>
+          </w:p>
+        </w:tc>
+        <w:tc>
+          <w:tcPr>
+            <w:tcW w:type="pct" w:w="22%"/>
+            <w:tcBorders>
+              <w:top w:val="single" w:color="999999" w:sz="4"/>
+              <w:left w:val="single" w:color="999999" w:sz="4"/>
+              <w:bottom w:val="single" w:color="999999" w:sz="4"/>
+              <w:right w:val="single" w:color="999999" w:sz="4"/>
+            </w:tcBorders>
+            <w:shd w:fill="E8E8E8" w:val="clear"/>
+          </w:tcPr>
+          <w:p>
+            <w:r>
+              <w:rPr>
+                <w:b w:val="0"/>
+              </w:rPr>
+              <w:t>corrective and preventive action</w:t>
+            </w:r>
+          </w:p>
+        </w:tc>
+      </w:tr>
+      <w:tr>
+        <w:tc>
+          <w:tcPr>
+            <w:tcW w:type="pct" w:w="22%"/>
+            <w:tcBorders>
+              <w:top w:val="single" w:color="999999" w:sz="4"/>
+              <w:left w:val="single" w:color="999999" w:sz="4"/>
+              <w:bottom w:val="single" w:color="999999" w:sz="4"/>
+              <w:right w:val="single" w:color="999999" w:sz="4"/>
+            </w:tcBorders>
+            <w:shd w:fill="E8E8E8" w:val="clear"/>
+          </w:tcPr>
+          <w:p>
+            <w:r>
+              <w:rPr>
+                <w:b w:val="0"/>
+              </w:rPr>
+              <w:t>MOM</w:t>
+            </w:r>
+          </w:p>
+        </w:tc>
+        <w:tc>
+          <w:tcPr>
+            <w:tcW w:type="pct" w:w="22%"/>
+            <w:tcBorders>
+              <w:top w:val="single" w:color="999999" w:sz="4"/>
+              <w:left w:val="single" w:color="999999" w:sz="4"/>
+              <w:bottom w:val="single" w:color="999999" w:sz="4"/>
+              <w:right w:val="single" w:color="999999" w:sz="4"/>
+            </w:tcBorders>
+            <w:shd w:fill="E8E8E8" w:val="clear"/>
+          </w:tcPr>
+          <w:p>
+            <w:r>
+              <w:rPr>
+                <w:b w:val="0"/>
+              </w:rPr>
+              <w:t>Management of Medication (NABH SHCO chapter 7)</w:t>
+            </w:r>
+          </w:p>
+        </w:tc>
+      </w:tr>
+      <w:tr>
+        <w:tc>
+          <w:tcPr>
+            <w:tcW w:type="pct" w:w="22%"/>
+            <w:tcBorders>
+              <w:top w:val="single" w:color="999999" w:sz="4"/>
+              <w:left w:val="single" w:color="999999" w:sz="4"/>
+              <w:bottom w:val="single" w:color="999999" w:sz="4"/>
+              <w:right w:val="single" w:color="999999" w:sz="4"/>
+            </w:tcBorders>
+            <w:shd w:fill="E8E8E8" w:val="clear"/>
+          </w:tcPr>
+          <w:p>
+            <w:r>
+              <w:rPr>
+                <w:b w:val="0"/>
+              </w:rPr>
+              <w:t>NABH</w:t>
+            </w:r>
+          </w:p>
+        </w:tc>
+        <w:tc>
+          <w:tcPr>
+            <w:tcW w:type="pct" w:w="22%"/>
+            <w:tcBorders>
+              <w:top w:val="single" w:color="999999" w:sz="4"/>
+              <w:left w:val="single" w:color="999999" w:sz="4"/>
+              <w:bottom w:val="single" w:color="999999" w:sz="4"/>
+              <w:right w:val="single" w:color="999999" w:sz="4"/>
+            </w:tcBorders>
+            <w:shd w:fill="E8E8E8" w:val="clear"/>
+          </w:tcPr>
+          <w:p>
+            <w:r>
+              <w:rPr>
+                <w:b w:val="0"/>
+              </w:rPr>
+              <w:t>National Accreditation Board for Hospitals and Healthcare Providers</w:t>
+            </w:r>
+          </w:p>
+        </w:tc>
+      </w:tr>
+      <w:tr>
+        <w:tc>
+          <w:tcPr>
+            <w:tcW w:type="pct" w:w="22%"/>
+            <w:tcBorders>
+              <w:top w:val="single" w:color="999999" w:sz="4"/>
+              <w:left w:val="single" w:color="999999" w:sz="4"/>
+              <w:bottom w:val="single" w:color="999999" w:sz="4"/>
+              <w:right w:val="single" w:color="999999" w:sz="4"/>
+            </w:tcBorders>
+            <w:shd w:fill="E8E8E8" w:val="clear"/>
+          </w:tcPr>
+          <w:p>
+            <w:r>
+              <w:rPr>
+                <w:b w:val="0"/>
+              </w:rPr>
+              <w:t>OE</w:t>
+            </w:r>
+          </w:p>
+        </w:tc>
+        <w:tc>
+          <w:tcPr>
+            <w:tcW w:type="pct" w:w="22%"/>
+            <w:tcBorders>
+              <w:top w:val="single" w:color="999999" w:sz="4"/>
+              <w:left w:val="single" w:color="999999" w:sz="4"/>
+              <w:bottom w:val="single" w:color="999999" w:sz="4"/>
+              <w:right w:val="single" w:color="999999" w:sz="4"/>
+            </w:tcBorders>
+            <w:shd w:fill="E8E8E8" w:val="clear"/>
+          </w:tcPr>
+          <w:p>
+            <w:r>
+              <w:rPr>
+                <w:b w:val="0"/>
+              </w:rPr>
+              <w:t>objective element</w:t>
+            </w:r>
+          </w:p>
+        </w:tc>
+      </w:tr>
+      <w:tr>
+        <w:tc>
+          <w:tcPr>
+            <w:tcW w:type="pct" w:w="22%"/>
+            <w:tcBorders>
+              <w:top w:val="single" w:color="999999" w:sz="4"/>
+              <w:left w:val="single" w:color="999999" w:sz="4"/>
+              <w:bottom w:val="single" w:color="999999" w:sz="4"/>
+              <w:right w:val="single" w:color="999999" w:sz="4"/>
+            </w:tcBorders>
+            <w:shd w:fill="E8E8E8" w:val="clear"/>
+          </w:tcPr>
+          <w:p>
+            <w:r>
+              <w:rPr>
+                <w:b w:val="0"/>
+              </w:rPr>
+              <w:t>PRE</w:t>
+            </w:r>
+          </w:p>
+        </w:tc>
+        <w:tc>
+          <w:tcPr>
+            <w:tcW w:type="pct" w:w="22%"/>
+            <w:tcBorders>
+              <w:top w:val="single" w:color="999999" w:sz="4"/>
+              <w:left w:val="single" w:color="999999" w:sz="4"/>
+              <w:bottom w:val="single" w:color="999999" w:sz="4"/>
+              <w:right w:val="single" w:color="999999" w:sz="4"/>
+            </w:tcBorders>
+            <w:shd w:fill="E8E8E8" w:val="clear"/>
+          </w:tcPr>
+          <w:p>
+            <w:r>
+              <w:rPr>
+                <w:b w:val="0"/>
+              </w:rPr>
+              <w:t>Patient Rights and Education (NABH SHCO chapter 4)</w:t>
+            </w:r>
+          </w:p>
+        </w:tc>
+      </w:tr>
+      <w:tr>
+        <w:tc>
+          <w:tcPr>
+            <w:tcW w:type="pct" w:w="22%"/>
+            <w:tcBorders>
+              <w:top w:val="single" w:color="999999" w:sz="4"/>
+              <w:left w:val="single" w:color="999999" w:sz="4"/>
+              <w:bottom w:val="single" w:color="999999" w:sz="4"/>
+              <w:right w:val="single" w:color="999999" w:sz="4"/>
+            </w:tcBorders>
+            <w:shd w:fill="E8E8E8" w:val="clear"/>
+          </w:tcPr>
+          <w:p>
+            <w:r>
+              <w:rPr>
+                <w:b w:val="0"/>
+              </w:rPr>
+              <w:t>PSQ</w:t>
+            </w:r>
+          </w:p>
+        </w:tc>
+        <w:tc>
+          <w:tcPr>
+            <w:tcW w:type="pct" w:w="22%"/>
+            <w:tcBorders>
+              <w:top w:val="single" w:color="999999" w:sz="4"/>
+              <w:left w:val="single" w:color="999999" w:sz="4"/>
+              <w:bottom w:val="single" w:color="999999" w:sz="4"/>
+              <w:right w:val="single" w:color="999999" w:sz="4"/>
+            </w:tcBorders>
+            <w:shd w:fill="E8E8E8" w:val="clear"/>
+          </w:tcPr>
+          <w:p>
+            <w:r>
+              <w:rPr>
+                <w:b w:val="0"/>
+              </w:rPr>
+              <w:t>Patient Safety and Quality Improvement (NABH SHCO chapter 9)</w:t>
+            </w:r>
+          </w:p>
+        </w:tc>
+      </w:tr>
+      <w:tr>
+        <w:tc>
+          <w:tcPr>
+            <w:tcW w:type="pct" w:w="22%"/>
+            <w:tcBorders>
+              <w:top w:val="single" w:color="999999" w:sz="4"/>
+              <w:left w:val="single" w:color="999999" w:sz="4"/>
+              <w:bottom w:val="single" w:color="999999" w:sz="4"/>
+              <w:right w:val="single" w:color="999999" w:sz="4"/>
+            </w:tcBorders>
+            <w:shd w:fill="E8E8E8" w:val="clear"/>
+          </w:tcPr>
+          <w:p>
+            <w:r>
+              <w:rPr>
+                <w:b w:val="0"/>
+              </w:rPr>
+              <w:t>QI</w:t>
+            </w:r>
+          </w:p>
+        </w:tc>
+        <w:tc>
+          <w:tcPr>
+            <w:tcW w:type="pct" w:w="22%"/>
+            <w:tcBorders>
+              <w:top w:val="single" w:color="999999" w:sz="4"/>
+              <w:left w:val="single" w:color="999999" w:sz="4"/>
+              <w:bottom w:val="single" w:color="999999" w:sz="4"/>
+              <w:right w:val="single" w:color="999999" w:sz="4"/>
+            </w:tcBorders>
+            <w:shd w:fill="E8E8E8" w:val="clear"/>
+          </w:tcPr>
+          <w:p>
+            <w:r>
+              <w:rPr>
+                <w:b w:val="0"/>
+              </w:rPr>
+              <w:t>quality improvement</w:t>
+            </w:r>
+          </w:p>
+        </w:tc>
+      </w:tr>
+      <w:tr>
+        <w:tc>
+          <w:tcPr>
+            <w:tcW w:type="pct" w:w="22%"/>
+            <w:tcBorders>
+              <w:top w:val="single" w:color="999999" w:sz="4"/>
+              <w:left w:val="single" w:color="999999" w:sz="4"/>
+              <w:bottom w:val="single" w:color="999999" w:sz="4"/>
+              <w:right w:val="single" w:color="999999" w:sz="4"/>
+            </w:tcBorders>
+            <w:shd w:fill="E8E8E8" w:val="clear"/>
+          </w:tcPr>
+          <w:p>
+            <w:r>
+              <w:rPr>
+                <w:b w:val="0"/>
+              </w:rPr>
+              <w:t>RCA</w:t>
+            </w:r>
+          </w:p>
+        </w:tc>
+        <w:tc>
+          <w:tcPr>
+            <w:tcW w:type="pct" w:w="22%"/>
+            <w:tcBorders>
+              <w:top w:val="single" w:color="999999" w:sz="4"/>
+              <w:left w:val="single" w:color="999999" w:sz="4"/>
+              <w:bottom w:val="single" w:color="999999" w:sz="4"/>
+              <w:right w:val="single" w:color="999999" w:sz="4"/>
+            </w:tcBorders>
+            <w:shd w:fill="E8E8E8" w:val="clear"/>
+          </w:tcPr>
+          <w:p>
+            <w:r>
+              <w:rPr>
+                <w:b w:val="0"/>
+              </w:rPr>
+              <w:t>root-cause analysis</w:t>
+            </w:r>
+          </w:p>
+        </w:tc>
+      </w:tr>
+      <w:tr>
+        <w:tc>
+          <w:tcPr>
+            <w:tcW w:type="pct" w:w="22%"/>
+            <w:tcBorders>
+              <w:top w:val="single" w:color="999999" w:sz="4"/>
+              <w:left w:val="single" w:color="999999" w:sz="4"/>
+              <w:bottom w:val="single" w:color="999999" w:sz="4"/>
+              <w:right w:val="single" w:color="999999" w:sz="4"/>
+            </w:tcBorders>
+            <w:shd w:fill="E8E8E8" w:val="clear"/>
+          </w:tcPr>
+          <w:p>
+            <w:r>
+              <w:rPr>
+                <w:b w:val="0"/>
+              </w:rPr>
+              <w:t>SHCO</w:t>
+            </w:r>
+          </w:p>
+        </w:tc>
+        <w:tc>
+          <w:tcPr>
+            <w:tcW w:type="pct" w:w="22%"/>
+            <w:tcBorders>
+              <w:top w:val="single" w:color="999999" w:sz="4"/>
+              <w:left w:val="single" w:color="999999" w:sz="4"/>
+              <w:bottom w:val="single" w:color="999999" w:sz="4"/>
+              <w:right w:val="single" w:color="999999" w:sz="4"/>
+            </w:tcBorders>
+            <w:shd w:fill="E8E8E8" w:val="clear"/>
+          </w:tcPr>
+          <w:p>
+            <w:r>
+              <w:rPr>
+                <w:b w:val="0"/>
+              </w:rPr>
+              <w:t>Standards for Small Healthcare Organisations</w:t>
+            </w:r>
+          </w:p>
+        </w:tc>
+      </w:tr>
+    </w:tbl>
+    <w:p>
+      <w:pPr>
+        <w:pStyle w:val="Heading1"/>
+        <w:spacing w:after="120" w:before="280"/>
+      </w:pPr>
+      <w:r>
+        <w:t>12. Traceability to NABH SHCO 3rd Edition PSQ.5</w:t>
+      </w:r>
+    </w:p>
+    <w:p>
+      <w:pPr>
+        <w:spacing w:after="120"/>
+      </w:pPr>
+      <w:r>
+        <w:rPr>
+          <w:i/>
+          <w:iCs/>
+          <w:sz w:val="20"/>
+          <w:szCs w:val="20"/>
+        </w:rPr>
+        <w:t xml:space="preserve">This table is an index. It is not how the policy is organised.</w:t>
+      </w:r>
+    </w:p>
     <w:tbl>
       <w:tblPr>
         <w:tblW w:type="pct" w:w="100%"/>
@@ -3235,532 +3761,6 @@
         </w:tc>
       </w:tr>
     </w:tbl>
-    <w:p>
-      <w:pPr>
-        <w:pStyle w:val="Heading1"/>
-        <w:spacing w:after="120" w:before="280"/>
-      </w:pPr>
-      <w:r>
-        <w:t>10. Distribution</w:t>
-      </w:r>
-    </w:p>
-    <w:p>
-      <w:pPr>
-        <w:spacing w:after="140"/>
-      </w:pPr>
-      <w:r>
-        <w:rPr>
-          <w:sz w:val="22"/>
-          <w:szCs w:val="22"/>
-        </w:rPr>
-        <w:t xml:space="preserve">Official master copy: office of the Medical Superintendent, «Hospital Name», with the Quality Coordinator.</w:t>
-      </w:r>
-    </w:p>
-    <w:p>
-      <w:pPr>
-        <w:spacing w:after="140"/>
-      </w:pPr>
-      <w:r>
-        <w:rPr>
-          <w:sz w:val="22"/>
-          <w:szCs w:val="22"/>
-        </w:rPr>
-        <w:t>Copies issued to: all clinical areas; nursing stations; emergency department; department heads; patient-safety / QI committee members; pharmacy (for medication-incident cross-reference).</w:t>
-      </w:r>
-    </w:p>
-    <w:p>
-      <w:pPr>
-        <w:spacing w:after="140"/>
-      </w:pPr>
-      <w:r>
-        <w:rPr>
-          <w:sz w:val="22"/>
-          <w:szCs w:val="22"/>
-        </w:rPr>
-        <w:t xml:space="preserve">The current version is available to all staff at the «quality office policy file» and, if the hospital keeps an intranet, at «staff intranet / policies».</w:t>
-      </w:r>
-    </w:p>
-    <w:p>
-      <w:pPr>
-        <w:spacing w:after="140"/>
-      </w:pPr>
-      <w:r>
-        <w:rPr>
-          <w:sz w:val="22"/>
-          <w:szCs w:val="22"/>
-        </w:rPr>
-        <w:t xml:space="preserve">When a new version is issued, take old copies out of use.</w:t>
-      </w:r>
-    </w:p>
-    <w:p>
-      <w:pPr>
-        <w:pStyle w:val="Heading1"/>
-        <w:spacing w:after="120" w:before="280"/>
-      </w:pPr>
-      <w:r>
-        <w:t>11. Abbreviations</w:t>
-      </w:r>
-    </w:p>
-    <w:tbl>
-      <w:tblPr>
-        <w:tblW w:type="pct" w:w="100%"/>
-        <w:tblBorders>
-          <w:top w:val="single" w:color="auto" w:sz="4"/>
-          <w:left w:val="single" w:color="auto" w:sz="4"/>
-          <w:bottom w:val="single" w:color="auto" w:sz="4"/>
-          <w:right w:val="single" w:color="auto" w:sz="4"/>
-          <w:insideH w:val="single" w:color="auto" w:sz="4"/>
-          <w:insideV w:val="single" w:color="auto" w:sz="4"/>
-        </w:tblBorders>
-      </w:tblPr>
-      <w:tblGrid>
-        <w:gridCol w:w="100"/>
-        <w:gridCol w:w="100"/>
-      </w:tblGrid>
-      <w:tr>
-        <w:tc>
-          <w:tcPr>
-            <w:tcW w:type="pct" w:w="22%"/>
-            <w:tcBorders>
-              <w:top w:val="single" w:color="999999" w:sz="4"/>
-              <w:left w:val="single" w:color="999999" w:sz="4"/>
-              <w:bottom w:val="single" w:color="999999" w:sz="4"/>
-              <w:right w:val="single" w:color="999999" w:sz="4"/>
-            </w:tcBorders>
-            <w:shd w:fill="E8E8E8" w:val="clear"/>
-          </w:tcPr>
-          <w:p>
-            <w:r>
-              <w:rPr>
-                <w:b/>
-              </w:rPr>
-              <w:t>Abbreviation</w:t>
-            </w:r>
-          </w:p>
-        </w:tc>
-        <w:tc>
-          <w:tcPr>
-            <w:tcW w:type="pct" w:w="22%"/>
-            <w:tcBorders>
-              <w:top w:val="single" w:color="999999" w:sz="4"/>
-              <w:left w:val="single" w:color="999999" w:sz="4"/>
-              <w:bottom w:val="single" w:color="999999" w:sz="4"/>
-              <w:right w:val="single" w:color="999999" w:sz="4"/>
-            </w:tcBorders>
-            <w:shd w:fill="E8E8E8" w:val="clear"/>
-          </w:tcPr>
-          <w:p>
-            <w:r>
-              <w:rPr>
-                <w:b/>
-              </w:rPr>
-              <w:t>Meaning</w:t>
-            </w:r>
-          </w:p>
-        </w:tc>
-      </w:tr>
-      <w:tr>
-        <w:tc>
-          <w:tcPr>
-            <w:tcW w:type="pct" w:w="22%"/>
-            <w:tcBorders>
-              <w:top w:val="single" w:color="999999" w:sz="4"/>
-              <w:left w:val="single" w:color="999999" w:sz="4"/>
-              <w:bottom w:val="single" w:color="999999" w:sz="4"/>
-              <w:right w:val="single" w:color="999999" w:sz="4"/>
-            </w:tcBorders>
-            <w:shd w:fill="E8E8E8" w:val="clear"/>
-          </w:tcPr>
-          <w:p>
-            <w:r>
-              <w:rPr>
-                <w:b w:val="0"/>
-              </w:rPr>
-              <w:t>CAPA</w:t>
-            </w:r>
-          </w:p>
-        </w:tc>
-        <w:tc>
-          <w:tcPr>
-            <w:tcW w:type="pct" w:w="22%"/>
-            <w:tcBorders>
-              <w:top w:val="single" w:color="999999" w:sz="4"/>
-              <w:left w:val="single" w:color="999999" w:sz="4"/>
-              <w:bottom w:val="single" w:color="999999" w:sz="4"/>
-              <w:right w:val="single" w:color="999999" w:sz="4"/>
-            </w:tcBorders>
-            <w:shd w:fill="E8E8E8" w:val="clear"/>
-          </w:tcPr>
-          <w:p>
-            <w:r>
-              <w:rPr>
-                <w:b w:val="0"/>
-              </w:rPr>
-              <w:t>corrective and preventive action</w:t>
-            </w:r>
-          </w:p>
-        </w:tc>
-      </w:tr>
-      <w:tr>
-        <w:tc>
-          <w:tcPr>
-            <w:tcW w:type="pct" w:w="22%"/>
-            <w:tcBorders>
-              <w:top w:val="single" w:color="999999" w:sz="4"/>
-              <w:left w:val="single" w:color="999999" w:sz="4"/>
-              <w:bottom w:val="single" w:color="999999" w:sz="4"/>
-              <w:right w:val="single" w:color="999999" w:sz="4"/>
-            </w:tcBorders>
-            <w:shd w:fill="E8E8E8" w:val="clear"/>
-          </w:tcPr>
-          <w:p>
-            <w:r>
-              <w:rPr>
-                <w:b w:val="0"/>
-              </w:rPr>
-              <w:t>MOM</w:t>
-            </w:r>
-          </w:p>
-        </w:tc>
-        <w:tc>
-          <w:tcPr>
-            <w:tcW w:type="pct" w:w="22%"/>
-            <w:tcBorders>
-              <w:top w:val="single" w:color="999999" w:sz="4"/>
-              <w:left w:val="single" w:color="999999" w:sz="4"/>
-              <w:bottom w:val="single" w:color="999999" w:sz="4"/>
-              <w:right w:val="single" w:color="999999" w:sz="4"/>
-            </w:tcBorders>
-            <w:shd w:fill="E8E8E8" w:val="clear"/>
-          </w:tcPr>
-          <w:p>
-            <w:r>
-              <w:rPr>
-                <w:b w:val="0"/>
-              </w:rPr>
-              <w:t>Management of Medication (NABH SHCO chapter 7)</w:t>
-            </w:r>
-          </w:p>
-        </w:tc>
-      </w:tr>
-      <w:tr>
-        <w:tc>
-          <w:tcPr>
-            <w:tcW w:type="pct" w:w="22%"/>
-            <w:tcBorders>
-              <w:top w:val="single" w:color="999999" w:sz="4"/>
-              <w:left w:val="single" w:color="999999" w:sz="4"/>
-              <w:bottom w:val="single" w:color="999999" w:sz="4"/>
-              <w:right w:val="single" w:color="999999" w:sz="4"/>
-            </w:tcBorders>
-            <w:shd w:fill="E8E8E8" w:val="clear"/>
-          </w:tcPr>
-          <w:p>
-            <w:r>
-              <w:rPr>
-                <w:b w:val="0"/>
-              </w:rPr>
-              <w:t>NABH</w:t>
-            </w:r>
-          </w:p>
-        </w:tc>
-        <w:tc>
-          <w:tcPr>
-            <w:tcW w:type="pct" w:w="22%"/>
-            <w:tcBorders>
-              <w:top w:val="single" w:color="999999" w:sz="4"/>
-              <w:left w:val="single" w:color="999999" w:sz="4"/>
-              <w:bottom w:val="single" w:color="999999" w:sz="4"/>
-              <w:right w:val="single" w:color="999999" w:sz="4"/>
-            </w:tcBorders>
-            <w:shd w:fill="E8E8E8" w:val="clear"/>
-          </w:tcPr>
-          <w:p>
-            <w:r>
-              <w:rPr>
-                <w:b w:val="0"/>
-              </w:rPr>
-              <w:t>National Accreditation Board for Hospitals and Healthcare Providers</w:t>
-            </w:r>
-          </w:p>
-        </w:tc>
-      </w:tr>
-      <w:tr>
-        <w:tc>
-          <w:tcPr>
-            <w:tcW w:type="pct" w:w="22%"/>
-            <w:tcBorders>
-              <w:top w:val="single" w:color="999999" w:sz="4"/>
-              <w:left w:val="single" w:color="999999" w:sz="4"/>
-              <w:bottom w:val="single" w:color="999999" w:sz="4"/>
-              <w:right w:val="single" w:color="999999" w:sz="4"/>
-            </w:tcBorders>
-            <w:shd w:fill="E8E8E8" w:val="clear"/>
-          </w:tcPr>
-          <w:p>
-            <w:r>
-              <w:rPr>
-                <w:b w:val="0"/>
-              </w:rPr>
-              <w:t>OE</w:t>
-            </w:r>
-          </w:p>
-        </w:tc>
-        <w:tc>
-          <w:tcPr>
-            <w:tcW w:type="pct" w:w="22%"/>
-            <w:tcBorders>
-              <w:top w:val="single" w:color="999999" w:sz="4"/>
-              <w:left w:val="single" w:color="999999" w:sz="4"/>
-              <w:bottom w:val="single" w:color="999999" w:sz="4"/>
-              <w:right w:val="single" w:color="999999" w:sz="4"/>
-            </w:tcBorders>
-            <w:shd w:fill="E8E8E8" w:val="clear"/>
-          </w:tcPr>
-          <w:p>
-            <w:r>
-              <w:rPr>
-                <w:b w:val="0"/>
-              </w:rPr>
-              <w:t>objective element</w:t>
-            </w:r>
-          </w:p>
-        </w:tc>
-      </w:tr>
-      <w:tr>
-        <w:tc>
-          <w:tcPr>
-            <w:tcW w:type="pct" w:w="22%"/>
-            <w:tcBorders>
-              <w:top w:val="single" w:color="999999" w:sz="4"/>
-              <w:left w:val="single" w:color="999999" w:sz="4"/>
-              <w:bottom w:val="single" w:color="999999" w:sz="4"/>
-              <w:right w:val="single" w:color="999999" w:sz="4"/>
-            </w:tcBorders>
-            <w:shd w:fill="E8E8E8" w:val="clear"/>
-          </w:tcPr>
-          <w:p>
-            <w:r>
-              <w:rPr>
-                <w:b w:val="0"/>
-              </w:rPr>
-              <w:t>PRE</w:t>
-            </w:r>
-          </w:p>
-        </w:tc>
-        <w:tc>
-          <w:tcPr>
-            <w:tcW w:type="pct" w:w="22%"/>
-            <w:tcBorders>
-              <w:top w:val="single" w:color="999999" w:sz="4"/>
-              <w:left w:val="single" w:color="999999" w:sz="4"/>
-              <w:bottom w:val="single" w:color="999999" w:sz="4"/>
-              <w:right w:val="single" w:color="999999" w:sz="4"/>
-            </w:tcBorders>
-            <w:shd w:fill="E8E8E8" w:val="clear"/>
-          </w:tcPr>
-          <w:p>
-            <w:r>
-              <w:rPr>
-                <w:b w:val="0"/>
-              </w:rPr>
-              <w:t>Patient Rights and Education (NABH SHCO chapter 4)</w:t>
-            </w:r>
-          </w:p>
-        </w:tc>
-      </w:tr>
-      <w:tr>
-        <w:tc>
-          <w:tcPr>
-            <w:tcW w:type="pct" w:w="22%"/>
-            <w:tcBorders>
-              <w:top w:val="single" w:color="999999" w:sz="4"/>
-              <w:left w:val="single" w:color="999999" w:sz="4"/>
-              <w:bottom w:val="single" w:color="999999" w:sz="4"/>
-              <w:right w:val="single" w:color="999999" w:sz="4"/>
-            </w:tcBorders>
-            <w:shd w:fill="E8E8E8" w:val="clear"/>
-          </w:tcPr>
-          <w:p>
-            <w:r>
-              <w:rPr>
-                <w:b w:val="0"/>
-              </w:rPr>
-              <w:t>PSQ</w:t>
-            </w:r>
-          </w:p>
-        </w:tc>
-        <w:tc>
-          <w:tcPr>
-            <w:tcW w:type="pct" w:w="22%"/>
-            <w:tcBorders>
-              <w:top w:val="single" w:color="999999" w:sz="4"/>
-              <w:left w:val="single" w:color="999999" w:sz="4"/>
-              <w:bottom w:val="single" w:color="999999" w:sz="4"/>
-              <w:right w:val="single" w:color="999999" w:sz="4"/>
-            </w:tcBorders>
-            <w:shd w:fill="E8E8E8" w:val="clear"/>
-          </w:tcPr>
-          <w:p>
-            <w:r>
-              <w:rPr>
-                <w:b w:val="0"/>
-              </w:rPr>
-              <w:t>Patient Safety and Quality Improvement (NABH SHCO chapter 9)</w:t>
-            </w:r>
-          </w:p>
-        </w:tc>
-      </w:tr>
-      <w:tr>
-        <w:tc>
-          <w:tcPr>
-            <w:tcW w:type="pct" w:w="22%"/>
-            <w:tcBorders>
-              <w:top w:val="single" w:color="999999" w:sz="4"/>
-              <w:left w:val="single" w:color="999999" w:sz="4"/>
-              <w:bottom w:val="single" w:color="999999" w:sz="4"/>
-              <w:right w:val="single" w:color="999999" w:sz="4"/>
-            </w:tcBorders>
-            <w:shd w:fill="E8E8E8" w:val="clear"/>
-          </w:tcPr>
-          <w:p>
-            <w:r>
-              <w:rPr>
-                <w:b w:val="0"/>
-              </w:rPr>
-              <w:t>QI</w:t>
-            </w:r>
-          </w:p>
-        </w:tc>
-        <w:tc>
-          <w:tcPr>
-            <w:tcW w:type="pct" w:w="22%"/>
-            <w:tcBorders>
-              <w:top w:val="single" w:color="999999" w:sz="4"/>
-              <w:left w:val="single" w:color="999999" w:sz="4"/>
-              <w:bottom w:val="single" w:color="999999" w:sz="4"/>
-              <w:right w:val="single" w:color="999999" w:sz="4"/>
-            </w:tcBorders>
-            <w:shd w:fill="E8E8E8" w:val="clear"/>
-          </w:tcPr>
-          <w:p>
-            <w:r>
-              <w:rPr>
-                <w:b w:val="0"/>
-              </w:rPr>
-              <w:t>quality improvement</w:t>
-            </w:r>
-          </w:p>
-        </w:tc>
-      </w:tr>
-      <w:tr>
-        <w:tc>
-          <w:tcPr>
-            <w:tcW w:type="pct" w:w="22%"/>
-            <w:tcBorders>
-              <w:top w:val="single" w:color="999999" w:sz="4"/>
-              <w:left w:val="single" w:color="999999" w:sz="4"/>
-              <w:bottom w:val="single" w:color="999999" w:sz="4"/>
-              <w:right w:val="single" w:color="999999" w:sz="4"/>
-            </w:tcBorders>
-            <w:shd w:fill="E8E8E8" w:val="clear"/>
-          </w:tcPr>
-          <w:p>
-            <w:r>
-              <w:rPr>
-                <w:b w:val="0"/>
-              </w:rPr>
-              <w:t>RCA</w:t>
-            </w:r>
-          </w:p>
-        </w:tc>
-        <w:tc>
-          <w:tcPr>
-            <w:tcW w:type="pct" w:w="22%"/>
-            <w:tcBorders>
-              <w:top w:val="single" w:color="999999" w:sz="4"/>
-              <w:left w:val="single" w:color="999999" w:sz="4"/>
-              <w:bottom w:val="single" w:color="999999" w:sz="4"/>
-              <w:right w:val="single" w:color="999999" w:sz="4"/>
-            </w:tcBorders>
-            <w:shd w:fill="E8E8E8" w:val="clear"/>
-          </w:tcPr>
-          <w:p>
-            <w:r>
-              <w:rPr>
-                <w:b w:val="0"/>
-              </w:rPr>
-              <w:t>root-cause analysis</w:t>
-            </w:r>
-          </w:p>
-        </w:tc>
-      </w:tr>
-      <w:tr>
-        <w:tc>
-          <w:tcPr>
-            <w:tcW w:type="pct" w:w="22%"/>
-            <w:tcBorders>
-              <w:top w:val="single" w:color="999999" w:sz="4"/>
-              <w:left w:val="single" w:color="999999" w:sz="4"/>
-              <w:bottom w:val="single" w:color="999999" w:sz="4"/>
-              <w:right w:val="single" w:color="999999" w:sz="4"/>
-            </w:tcBorders>
-            <w:shd w:fill="E8E8E8" w:val="clear"/>
-          </w:tcPr>
-          <w:p>
-            <w:r>
-              <w:rPr>
-                <w:b w:val="0"/>
-              </w:rPr>
-              <w:t>SHCO</w:t>
-            </w:r>
-          </w:p>
-        </w:tc>
-        <w:tc>
-          <w:tcPr>
-            <w:tcW w:type="pct" w:w="22%"/>
-            <w:tcBorders>
-              <w:top w:val="single" w:color="999999" w:sz="4"/>
-              <w:left w:val="single" w:color="999999" w:sz="4"/>
-              <w:bottom w:val="single" w:color="999999" w:sz="4"/>
-              <w:right w:val="single" w:color="999999" w:sz="4"/>
-            </w:tcBorders>
-            <w:shd w:fill="E8E8E8" w:val="clear"/>
-          </w:tcPr>
-          <w:p>
-            <w:r>
-              <w:rPr>
-                <w:b w:val="0"/>
-              </w:rPr>
-              <w:t>Standards for Small Healthcare Organisations</w:t>
-            </w:r>
-          </w:p>
-        </w:tc>
-      </w:tr>
-    </w:tbl>
-    <w:p>
-      <w:pPr>
-        <w:pStyle w:val="Heading1"/>
-        <w:spacing w:after="120" w:before="280"/>
-      </w:pPr>
-      <w:r>
-        <w:t>12. Traceability to NABH SHCO 3rd Edition PSQ.5</w:t>
-      </w:r>
-    </w:p>
-    <w:p>
-      <w:pPr>
-        <w:spacing w:after="120"/>
-      </w:pPr>
-      <w:r>
-        <w:rPr>
-          <w:i/>
-          <w:iCs/>
-          <w:sz w:val="20"/>
-          <w:szCs w:val="20"/>
-        </w:rPr>
-        <w:t xml:space="preserve">This table is an index. It is not how the policy is organised.</w:t>
-      </w:r>
-    </w:p>
     <w:p>
       <w:pPr>
         <w:pStyle w:val="Heading1"/>
